--- a/res/Resumes/Vigneshwar_S_Senior_Frontend_Cover_Letter.docx
+++ b/res/Resumes/Vigneshwar_S_Senior_Frontend_Cover_Letter.docx
@@ -4,167 +4,190 @@
   <w:body>
     <w:p>
       <w:pPr>
-        <w:spacing w:line="240" w:lineRule="auto"/>
-        <w:jc w:val="center"/>
+        <w:pStyle w:val="NormalWeb"/>
+        <w:spacing w:line="276" w:lineRule="auto"/>
         <w:rPr>
-          <w:b/>
-          <w:sz w:val="44"/>
-          <w:szCs w:val="44"/>
+          <w:rFonts w:ascii="Garamond" w:hAnsi="Garamond"/>
+          <w:sz w:val="28"/>
+          <w:szCs w:val="28"/>
         </w:rPr>
       </w:pPr>
       <w:r>
         <w:rPr>
-          <w:b/>
-          <w:sz w:val="44"/>
-          <w:szCs w:val="44"/>
+          <w:rStyle w:val="Strong"/>
+          <w:rFonts w:ascii="Garamond" w:hAnsi="Garamond"/>
+          <w:sz w:val="28"/>
+          <w:szCs w:val="28"/>
         </w:rPr>
-        <w:t>Vigneshwar</w:t>
-      </w:r>
-    </w:p>
-    <w:p>
-      <w:pPr>
-        <w:spacing w:line="300" w:lineRule="auto"/>
-        <w:jc w:val="center"/>
-        <w:rPr>
-          <w:color w:val="000000" w:themeColor="text1"/>
-          <w:sz w:val="32"/>
-          <w:szCs w:val="32"/>
-        </w:rPr>
-      </w:pPr>
-      <w:r>
-        <w:rPr>
-          <w:color w:val="000000" w:themeColor="text1"/>
-          <w:sz w:val="32"/>
-          <w:szCs w:val="32"/>
-        </w:rPr>
-        <w:t>Frontend Developer | React | JavaScript</w:t>
-      </w:r>
-    </w:p>
-    <w:p>
-      <w:pPr>
-        <w:pStyle w:val="isselectedend"/>
-        <w:rPr>
-          <w:rFonts w:asciiTheme="minorHAnsi" w:hAnsiTheme="minorHAnsi"/>
-        </w:rPr>
-      </w:pPr>
-      <w:r>
-        <w:rPr>
-          <w:rFonts w:asciiTheme="minorHAnsi" w:hAnsiTheme="minorHAnsi"/>
-        </w:rPr>
-        <w:t>Hi Hiring Team,</w:t>
-      </w:r>
-    </w:p>
-    <w:p>
-      <w:pPr>
-        <w:pStyle w:val="isselectedend"/>
-        <w:rPr>
-          <w:rFonts w:asciiTheme="minorHAnsi" w:hAnsiTheme="minorHAnsi"/>
-        </w:rPr>
-      </w:pPr>
-      <w:r>
-        <w:rPr>
-          <w:rFonts w:asciiTheme="minorHAnsi" w:hAnsiTheme="minorHAnsi"/>
-        </w:rPr>
-        <w:t>I’m interested in the Senior Frontend Engineer role at Zip. The opportunity to build and own internal tools, component libraries, and scalable frontend systems that directly impact developer productivity and product delivery is particularly compelling.</w:t>
-      </w:r>
-    </w:p>
-    <w:p>
-      <w:pPr>
-        <w:pStyle w:val="isselectedend"/>
-        <w:rPr>
-          <w:rFonts w:asciiTheme="minorHAnsi" w:hAnsiTheme="minorHAnsi"/>
-        </w:rPr>
-      </w:pPr>
-      <w:r>
-        <w:rPr>
-          <w:rFonts w:asciiTheme="minorHAnsi" w:hAnsiTheme="minorHAnsi"/>
-        </w:rPr>
-        <w:t xml:space="preserve">I currently work as a Frontend Engineer at </w:t>
-      </w:r>
-      <w:proofErr w:type="spellStart"/>
-      <w:r>
-        <w:rPr>
-          <w:rFonts w:asciiTheme="minorHAnsi" w:hAnsiTheme="minorHAnsi"/>
-        </w:rPr>
-        <w:t>Zoho</w:t>
-      </w:r>
-      <w:proofErr w:type="spellEnd"/>
-      <w:r>
-        <w:rPr>
-          <w:rFonts w:asciiTheme="minorHAnsi" w:hAnsiTheme="minorHAnsi"/>
-        </w:rPr>
-        <w:t>, where I’ve spent the past several years building and scaling production applications with a strong focus on performance, maintainability, and user experience. I’ve owned frontend development for platforms such as Japan CRM Academy, improving conversion through performance optimisations and refined UX flows. I’ve also worked on reusable UI systems and internal tooling to streamline workflows and improve engineering efficiency.</w:t>
-      </w:r>
-    </w:p>
-    <w:p>
-      <w:pPr>
-        <w:pStyle w:val="isselectedend"/>
-        <w:rPr>
-          <w:rFonts w:asciiTheme="minorHAnsi" w:hAnsiTheme="minorHAnsi"/>
-        </w:rPr>
-      </w:pPr>
-      <w:r>
-        <w:rPr>
-          <w:rFonts w:asciiTheme="minorHAnsi" w:hAnsiTheme="minorHAnsi"/>
-        </w:rPr>
-        <w:t>I’m particularly drawn to this role’s emphasis on own</w:t>
-      </w:r>
-      <w:bookmarkStart w:id="0" w:name="_GoBack"/>
-      <w:bookmarkEnd w:id="0"/>
-      <w:r>
-        <w:rPr>
-          <w:rFonts w:asciiTheme="minorHAnsi" w:hAnsiTheme="minorHAnsi"/>
-        </w:rPr>
-        <w:t>ership — from designing systems and improving build processes to mentoring engineers and driving engineering quality. I enjoy working in fast-paced environments where frontend architecture, performance, and developer experience are closely connected.</w:t>
-      </w:r>
-    </w:p>
-    <w:p>
-      <w:pPr>
-        <w:pStyle w:val="isselectedend"/>
-        <w:rPr>
-          <w:rFonts w:asciiTheme="minorHAnsi" w:hAnsiTheme="minorHAnsi"/>
-        </w:rPr>
-      </w:pPr>
-      <w:r>
-        <w:rPr>
-          <w:rFonts w:asciiTheme="minorHAnsi" w:hAnsiTheme="minorHAnsi"/>
-        </w:rPr>
-        <w:t>I’m currently based in India and open to relocation to Australia, requiring visa sponsorship. I’d welcome the opportunity to contribute to Zip’s internal tooling ecosystem and help build high-performing, scalable frontend systems.</w:t>
+        <w:t>Supporting Note – K2B Solutions Employment Evidence</w:t>
       </w:r>
     </w:p>
     <w:p>
       <w:pPr>
         <w:pStyle w:val="NormalWeb"/>
+        <w:spacing w:line="276" w:lineRule="auto"/>
         <w:rPr>
-          <w:rFonts w:asciiTheme="minorHAnsi" w:hAnsiTheme="minorHAnsi"/>
+          <w:rFonts w:ascii="Garamond" w:hAnsi="Garamond"/>
+          <w:sz w:val="26"/>
+          <w:szCs w:val="26"/>
         </w:rPr>
       </w:pPr>
       <w:r>
         <w:rPr>
-          <w:rFonts w:asciiTheme="minorHAnsi" w:hAnsiTheme="minorHAnsi"/>
+          <w:rFonts w:ascii="Garamond" w:hAnsi="Garamond"/>
+          <w:sz w:val="26"/>
+          <w:szCs w:val="26"/>
         </w:rPr>
-        <w:t>Best regards</w:t>
+        <w:t>The final payslip for my employment with K2B Solutions</w:t>
       </w:r>
-      <w:proofErr w:type="gramStart"/>
       <w:r>
         <w:rPr>
-          <w:rFonts w:asciiTheme="minorHAnsi" w:hAnsiTheme="minorHAnsi"/>
+          <w:rFonts w:ascii="Garamond" w:hAnsi="Garamond"/>
+          <w:sz w:val="26"/>
+          <w:szCs w:val="26"/>
         </w:rPr>
-        <w:t>,</w:t>
+        <w:t xml:space="preserve"> (February 2020)</w:t>
       </w:r>
-      <w:proofErr w:type="gramEnd"/>
       <w:r>
         <w:rPr>
-          <w:rFonts w:asciiTheme="minorHAnsi" w:hAnsiTheme="minorHAnsi"/>
+          <w:rFonts w:ascii="Garamond" w:hAnsi="Garamond"/>
+          <w:sz w:val="26"/>
+          <w:szCs w:val="26"/>
         </w:rPr>
-        <w:br/>
-        <w:t>Vigneshwar</w:t>
+        <w:t xml:space="preserve"> is unavailable as it is no longer available in the employer's records.</w:t>
+      </w:r>
+      <w:bookmarkStart w:id="0" w:name="_GoBack"/>
+      <w:bookmarkEnd w:id="0"/>
+    </w:p>
+    <w:p>
+      <w:pPr>
+        <w:pStyle w:val="NormalWeb"/>
+        <w:spacing w:line="276" w:lineRule="auto"/>
+        <w:rPr>
+          <w:rFonts w:ascii="Garamond" w:hAnsi="Garamond"/>
+          <w:sz w:val="26"/>
+          <w:szCs w:val="26"/>
+        </w:rPr>
+      </w:pPr>
+      <w:r>
+        <w:rPr>
+          <w:rFonts w:ascii="Garamond" w:hAnsi="Garamond"/>
+          <w:sz w:val="26"/>
+          <w:szCs w:val="26"/>
+        </w:rPr>
+        <w:t>To support the end of my employment, I have provided the following documents:</w:t>
       </w:r>
     </w:p>
     <w:p>
       <w:pPr>
-        <w:spacing w:line="300" w:lineRule="auto"/>
+        <w:pStyle w:val="NormalWeb"/>
+        <w:numPr>
+          <w:ilvl w:val="0"/>
+          <w:numId w:val="11"/>
+        </w:numPr>
+        <w:spacing w:line="276" w:lineRule="auto"/>
+        <w:rPr>
+          <w:rFonts w:ascii="Garamond" w:hAnsi="Garamond"/>
+          <w:sz w:val="26"/>
+          <w:szCs w:val="26"/>
+        </w:rPr>
       </w:pPr>
+      <w:r>
+        <w:rPr>
+          <w:rFonts w:ascii="Garamond" w:hAnsi="Garamond"/>
+          <w:sz w:val="26"/>
+          <w:szCs w:val="26"/>
+        </w:rPr>
+        <w:t>EPF Passbook</w:t>
+      </w:r>
+    </w:p>
+    <w:p>
+      <w:pPr>
+        <w:pStyle w:val="NormalWeb"/>
+        <w:numPr>
+          <w:ilvl w:val="0"/>
+          <w:numId w:val="11"/>
+        </w:numPr>
+        <w:spacing w:line="276" w:lineRule="auto"/>
+        <w:rPr>
+          <w:rFonts w:ascii="Garamond" w:hAnsi="Garamond"/>
+          <w:sz w:val="26"/>
+          <w:szCs w:val="26"/>
+        </w:rPr>
+      </w:pPr>
+      <w:r>
+        <w:rPr>
+          <w:rFonts w:ascii="Garamond" w:hAnsi="Garamond"/>
+          <w:sz w:val="26"/>
+          <w:szCs w:val="26"/>
+        </w:rPr>
+        <w:t>Bank Statement (January 2020 – March 2020)</w:t>
+      </w:r>
+    </w:p>
+    <w:p>
+      <w:pPr>
+        <w:pStyle w:val="NormalWeb"/>
+        <w:numPr>
+          <w:ilvl w:val="0"/>
+          <w:numId w:val="11"/>
+        </w:numPr>
+        <w:spacing w:line="276" w:lineRule="auto"/>
+        <w:rPr>
+          <w:rFonts w:ascii="Garamond" w:hAnsi="Garamond"/>
+          <w:sz w:val="26"/>
+          <w:szCs w:val="26"/>
+        </w:rPr>
+      </w:pPr>
+      <w:r>
+        <w:rPr>
+          <w:rFonts w:ascii="Garamond" w:hAnsi="Garamond"/>
+          <w:sz w:val="26"/>
+          <w:szCs w:val="26"/>
+        </w:rPr>
+        <w:t>Resignation / Relieving Letter</w:t>
+      </w:r>
+    </w:p>
+    <w:p>
+      <w:pPr>
+        <w:pStyle w:val="NormalWeb"/>
+        <w:numPr>
+          <w:ilvl w:val="0"/>
+          <w:numId w:val="11"/>
+        </w:numPr>
+        <w:spacing w:line="276" w:lineRule="auto"/>
+        <w:rPr>
+          <w:rFonts w:ascii="Garamond" w:hAnsi="Garamond"/>
+          <w:sz w:val="26"/>
+          <w:szCs w:val="26"/>
+        </w:rPr>
+      </w:pPr>
+      <w:r>
+        <w:rPr>
+          <w:rFonts w:ascii="Garamond" w:hAnsi="Garamond"/>
+          <w:sz w:val="26"/>
+          <w:szCs w:val="26"/>
+        </w:rPr>
+        <w:t>EPF Service History</w:t>
+      </w:r>
+    </w:p>
+    <w:p>
+      <w:pPr>
+        <w:pStyle w:val="NormalWeb"/>
+        <w:spacing w:line="276" w:lineRule="auto"/>
+        <w:rPr>
+          <w:rFonts w:ascii="Garamond" w:hAnsi="Garamond"/>
+          <w:sz w:val="26"/>
+          <w:szCs w:val="26"/>
+        </w:rPr>
+      </w:pPr>
+      <w:r>
+        <w:rPr>
+          <w:rFonts w:ascii="Garamond" w:hAnsi="Garamond"/>
+          <w:sz w:val="26"/>
+          <w:szCs w:val="26"/>
+        </w:rPr>
+        <w:t>These supporting documents have been provided as alternative evidence of my employment and salary payments up to the end of my employment with K2B Solutions.</w:t>
+      </w:r>
     </w:p>
     <w:sectPr>
       <w:pgSz w:w="12240" w:h="15840"/>
@@ -350,6 +373,155 @@
     </w:lvl>
   </w:abstractNum>
   <w:abstractNum w:abstractNumId="9" w15:restartNumberingAfterBreak="0">
+    <w:nsid w:val="397755AC"/>
+    <w:multiLevelType w:val="multilevel"/>
+    <w:tmpl w:val="C4BE208A"/>
+    <w:lvl w:ilvl="0">
+      <w:start w:val="1"/>
+      <w:numFmt w:val="bullet"/>
+      <w:lvlText w:val=""/>
+      <w:lvlJc w:val="left"/>
+      <w:pPr>
+        <w:tabs>
+          <w:tab w:val="num" w:pos="720"/>
+        </w:tabs>
+        <w:ind w:left="720" w:hanging="360"/>
+      </w:pPr>
+      <w:rPr>
+        <w:rFonts w:ascii="Symbol" w:hAnsi="Symbol" w:hint="default"/>
+        <w:sz w:val="20"/>
+      </w:rPr>
+    </w:lvl>
+    <w:lvl w:ilvl="1" w:tentative="1">
+      <w:start w:val="1"/>
+      <w:numFmt w:val="bullet"/>
+      <w:lvlText w:val="o"/>
+      <w:lvlJc w:val="left"/>
+      <w:pPr>
+        <w:tabs>
+          <w:tab w:val="num" w:pos="1440"/>
+        </w:tabs>
+        <w:ind w:left="1440" w:hanging="360"/>
+      </w:pPr>
+      <w:rPr>
+        <w:rFonts w:ascii="Courier New" w:hAnsi="Courier New" w:hint="default"/>
+        <w:sz w:val="20"/>
+      </w:rPr>
+    </w:lvl>
+    <w:lvl w:ilvl="2" w:tentative="1">
+      <w:start w:val="1"/>
+      <w:numFmt w:val="bullet"/>
+      <w:lvlText w:val=""/>
+      <w:lvlJc w:val="left"/>
+      <w:pPr>
+        <w:tabs>
+          <w:tab w:val="num" w:pos="2160"/>
+        </w:tabs>
+        <w:ind w:left="2160" w:hanging="360"/>
+      </w:pPr>
+      <w:rPr>
+        <w:rFonts w:ascii="Wingdings" w:hAnsi="Wingdings" w:hint="default"/>
+        <w:sz w:val="20"/>
+      </w:rPr>
+    </w:lvl>
+    <w:lvl w:ilvl="3" w:tentative="1">
+      <w:start w:val="1"/>
+      <w:numFmt w:val="bullet"/>
+      <w:lvlText w:val=""/>
+      <w:lvlJc w:val="left"/>
+      <w:pPr>
+        <w:tabs>
+          <w:tab w:val="num" w:pos="2880"/>
+        </w:tabs>
+        <w:ind w:left="2880" w:hanging="360"/>
+      </w:pPr>
+      <w:rPr>
+        <w:rFonts w:ascii="Wingdings" w:hAnsi="Wingdings" w:hint="default"/>
+        <w:sz w:val="20"/>
+      </w:rPr>
+    </w:lvl>
+    <w:lvl w:ilvl="4" w:tentative="1">
+      <w:start w:val="1"/>
+      <w:numFmt w:val="bullet"/>
+      <w:lvlText w:val=""/>
+      <w:lvlJc w:val="left"/>
+      <w:pPr>
+        <w:tabs>
+          <w:tab w:val="num" w:pos="3600"/>
+        </w:tabs>
+        <w:ind w:left="3600" w:hanging="360"/>
+      </w:pPr>
+      <w:rPr>
+        <w:rFonts w:ascii="Wingdings" w:hAnsi="Wingdings" w:hint="default"/>
+        <w:sz w:val="20"/>
+      </w:rPr>
+    </w:lvl>
+    <w:lvl w:ilvl="5" w:tentative="1">
+      <w:start w:val="1"/>
+      <w:numFmt w:val="bullet"/>
+      <w:lvlText w:val=""/>
+      <w:lvlJc w:val="left"/>
+      <w:pPr>
+        <w:tabs>
+          <w:tab w:val="num" w:pos="4320"/>
+        </w:tabs>
+        <w:ind w:left="4320" w:hanging="360"/>
+      </w:pPr>
+      <w:rPr>
+        <w:rFonts w:ascii="Wingdings" w:hAnsi="Wingdings" w:hint="default"/>
+        <w:sz w:val="20"/>
+      </w:rPr>
+    </w:lvl>
+    <w:lvl w:ilvl="6" w:tentative="1">
+      <w:start w:val="1"/>
+      <w:numFmt w:val="bullet"/>
+      <w:lvlText w:val=""/>
+      <w:lvlJc w:val="left"/>
+      <w:pPr>
+        <w:tabs>
+          <w:tab w:val="num" w:pos="5040"/>
+        </w:tabs>
+        <w:ind w:left="5040" w:hanging="360"/>
+      </w:pPr>
+      <w:rPr>
+        <w:rFonts w:ascii="Wingdings" w:hAnsi="Wingdings" w:hint="default"/>
+        <w:sz w:val="20"/>
+      </w:rPr>
+    </w:lvl>
+    <w:lvl w:ilvl="7" w:tentative="1">
+      <w:start w:val="1"/>
+      <w:numFmt w:val="bullet"/>
+      <w:lvlText w:val=""/>
+      <w:lvlJc w:val="left"/>
+      <w:pPr>
+        <w:tabs>
+          <w:tab w:val="num" w:pos="5760"/>
+        </w:tabs>
+        <w:ind w:left="5760" w:hanging="360"/>
+      </w:pPr>
+      <w:rPr>
+        <w:rFonts w:ascii="Wingdings" w:hAnsi="Wingdings" w:hint="default"/>
+        <w:sz w:val="20"/>
+      </w:rPr>
+    </w:lvl>
+    <w:lvl w:ilvl="8" w:tentative="1">
+      <w:start w:val="1"/>
+      <w:numFmt w:val="bullet"/>
+      <w:lvlText w:val=""/>
+      <w:lvlJc w:val="left"/>
+      <w:pPr>
+        <w:tabs>
+          <w:tab w:val="num" w:pos="6480"/>
+        </w:tabs>
+        <w:ind w:left="6480" w:hanging="360"/>
+      </w:pPr>
+      <w:rPr>
+        <w:rFonts w:ascii="Wingdings" w:hAnsi="Wingdings" w:hint="default"/>
+        <w:sz w:val="20"/>
+      </w:rPr>
+    </w:lvl>
+  </w:abstractNum>
+  <w:abstractNum w:abstractNumId="10" w15:restartNumberingAfterBreak="0">
     <w:nsid w:val="54057CA2"/>
     <w:multiLevelType w:val="hybridMultilevel"/>
     <w:tmpl w:val="998046A8"/>
@@ -490,6 +662,9 @@
     <w:abstractNumId w:val="0"/>
   </w:num>
   <w:num w:numId="10">
+    <w:abstractNumId w:val="10"/>
+  </w:num>
+  <w:num w:numId="11">
     <w:abstractNumId w:val="9"/>
   </w:num>
 </w:numbering>
@@ -11941,7 +12116,6 @@
     <w:name w:val="Normal (Web)"/>
     <w:basedOn w:val="Normal"/>
     <w:uiPriority w:val="99"/>
-    <w:semiHidden/>
     <w:unhideWhenUsed/>
     <w:rsid w:val="0023215B"/>
     <w:pPr>
@@ -12282,7 +12456,7 @@
 </file>
 
 <file path=customXml/itemProps1.xml><?xml version="1.0" encoding="utf-8"?>
-<ds:datastoreItem xmlns:ds="http://schemas.openxmlformats.org/officeDocument/2006/customXml" ds:itemID="{6B4BC8EE-2503-4B7F-817E-6C6AF2619A8A}">
+<ds:datastoreItem xmlns:ds="http://schemas.openxmlformats.org/officeDocument/2006/customXml" ds:itemID="{D23F86B6-942A-4EC2-A0AF-0253E71B0414}">
   <ds:schemaRefs>
     <ds:schemaRef ds:uri="http://schemas.openxmlformats.org/officeDocument/2006/bibliography"/>
   </ds:schemaRefs>
